--- a/spa/docx/23.content.docx
+++ b/spa/docx/23.content.docx
@@ -11,6 +11,15 @@
         <w:pStyle w:val="Heading2"/>
       </w:pPr>
       <w:r>
+        <w:t>Resource: Notas de Estudio (Tyndale)</w:t>
+      </w:r>
+      <w:r/>
+    </w:p>
+    <w:p>
+      <w:pPr>
+        <w:pStyle w:val="Heading2"/>
+      </w:pPr>
+      <w:r>
         <w:t>License Information</w:t>
       </w:r>
       <w:r/>
@@ -21,7 +30,7 @@
         <w:rPr>
           <w:b/>
         </w:rPr>
-        <w:t>Study Notes (Tyndale)</w:t>
+        <w:t>Notas de Estudio (Tyndale)</w:t>
       </w:r>
       <w:r>
         <w:t xml:space="preserve"> (Spanish) is based on</w:t>
@@ -74,7 +83,7 @@
         <w:pStyle w:val="Heading1"/>
       </w:pPr>
       <w:r>
-        <w:t>Study Notes (Tyndale)</w:t>
+        <w:t>Notas de Estudio (Tyndale)</w:t>
       </w:r>
     </w:p>
     <w:p>
@@ -83,6 +92,51 @@
           <w:headerReference w:type="even" r:id="rId8"/>
           <w:headerReference w:type="default" r:id="rId9"/>
           <w:footerReference w:type="default" r:id="rId10"/>
+          <w:footnotePr>
+            <w:numRestart w:val="eachSect"/>
+          </w:footnotePr>
+          <w:type w:val="continuous"/>
+          <w:pgSz w:w="12240" w:h="15840" w:code="1"/>
+          <w:pgMar w:top="1440" w:right="1440" w:bottom="1440" w:left="1440" w:header="504" w:footer="504" w:gutter="0"/>
+          <w:cols w:space="708"/>
+          <w:titlePg/>
+          <w:docGrid w:linePitch="360"/>
+        </w:sectPr>
+      </w:pPr>
+    </w:p>
+    <w:p>
+      <w:r/>
+    </w:p>
+    <w:p>
+      <w:pPr>
+        <w:pStyle w:val="Heading2"/>
+      </w:pPr>
+      <w:r>
+        <w:t>ISA</w:t>
+      </w:r>
+      <w:r/>
+    </w:p>
+    <w:p>
+      <w:r/>
+      <w:r>
+        <w:rPr>
+          <w:i/>
+        </w:rPr>
+        <w:t>Isaías 1:1, Isaías 1:2, Isaías 1:3, Isaías 1:4, Isaías 1:5, Isaías 1:6, Isaías 1:7, Isaías 1:8, Isaías 1:9, Isaías 1:10, Isaías 1:11–15, Isaías 1:13, Isaías 1:14, Isaías 1:15, Isaías 1:16, Isaías 1:17, Isaías 1:18, Isaías 1:19–20, Isaías 1:20, Isaías 1:21, Isaías 1:24, Isaías 1:25, Isaías 1:26, Isaías 1:27, Isaías 1:29–30, Isaías 2:1, Isaías 2:2, Isaías 2:2–4, Isaías 2:3, Isaías 2:4, Isaías 2:5, Isaías 2:5–22, Isaías 2:5–4.1, Isaías 2:6, Isaías 2:7–8, Isaías 2:10, Isaías 2:11–12, Isaías 2:13, Isaías 2:13–16, Isaías 2:16, Isaías 2:17, Isaías 2:20–21, Isaías 2:22, Isaías 3:1, Isaías 3:1–12, Isaías 3:2–3, Isaías 3:4, Isaías 3:6–7, Isaías 3:8–9, Isaías 3:9, Isaías 3:10, Isaías 3:11, Isaías 3:13, Isaías 3:14, Isaías 3:15, Isaías 3:16, Isaías 3:16–4:1, Isaías 3:17–25, Isaías 3:25, Isaías 4:1, Isaías 4:2, Isaías 4:2–6, Isaías 4:3, Isaías 4:4, Isaías 4:5, Isaías 4:6, Isaías 5:1, Isaías 5:1–7, Isaías 5:1–30, Isaías 5:2, Isaías 5:3–4, Isaías 5:5–6, Isaías 5:6, Isaías 5:7, Isaías 5:8–10, Isaías 5:8–23, Isaías 5:10, Isaías 5:11–17, Isaías 5:12, Isaías 5:13, Isaías 5:14, Isaías 5:16, Isaías 5:18, Isaías 5:18–19, Isaías 5:19, Isaías 5:20, Isaías 5:21, Isaías 5:22–24, Isaías 5:24, Isaías 5:25, Isaías 5:26, Isaías 5:30, Isaías 6:1, Isaías 6:1–13, Isaías 6:2, Isaías 6:3, Isaías 6:5, Isaías 6:7, Isaías 6:8, Isaías 6:9, Isaías 6:10, Isaías 6:11, Isaías 6:13, Isaías 7:1, Isaías 7:1–25, Isaías 7:1–12.6, Isaías 7:1–39.8, Isaías 7:2, Isaías 7:3, Isaías 7:4, Isaías 7:6, Isaías 7:8, Isaías 7:9, Isaías 7:11, Isaías 7:12, Isaías 7:14, Isaías 7:15–16, Isaías 7:17, Isaías 7:18–25, Isaías 7:19, Isaías 7:20, Isaías 7:23–25, Isaías 8:1, Isaías 8:3, Isaías 8:4, Isaías 8:5–10, Isaías 8:6, Isaías 8:7, Isaías 8:8, Isaías 8:9–10, Isaías 8:10, Isaías 8:11–15, Isaías 8:12, Isaías 8:13, Isaías 8:14, Isaías 8:16, Isaías 8:16–17, Isaías 8:17, Isaías 8:18, Isaías 8:19–22, Isaías 8:20, Isaías 9:1, Isaías 9:1–7, Isaías 9:4, Isaías 9:5, Isaías 9:6, Isaías 9:7, Isaías 9:8–12, Isaías 9:10, Isaías 9:11, Isaías 9:13–17, Isaías 9:17, Isaías 9:18–21, Isaías 9:21, Isaías 10:1, Isaías 10:1–4, Isaías 10:3, Isaías 10:5, Isaías 10:5–19, Isaías 10:5–11.16, Isaías 10:6, Isaías 10:7, Isaías 10:9, Isaías 10:10, Isaías 10:11, Isaías 10:12, Isaías 10:13, Isaías 10:15, Isaías 10:16, Isaías 10:20, Isaías 10:20–27, Isaías 10:22, Isaías 10:24, Isaías 10:24–34, Isaías 10:26, Isaías 10:27, Isaías 10:28–34, Isaías 11:1, Isaías 11:1–16, Isaías 11:2, Isaías 11:3, Isaías 11:4, Isaías 11:5, Isaías 11:6, Isaías 11:9, Isaías 11:10, Isaías 11:11, Isaías 11:13, Isaías 11:14, Isaías 11:15–16, Isaías 12:1, Isaías 12:1–6, Isaías 12:2, Isaías 12:3, Isaías 12:4–5, Isaías 12:6, Isaías 13:1, Isaías 13:1–23:18, Isaías 13:2, Isaías 13:5, Isaías 13:6, Isaías 13:8, Isaías 13:10, Isaías 13:11, Isaías 13:12, Isaías 13:13, Isaías 13:16, Isaías 13:17, Isaías 13:19–22, Isaías 13:20, Isaías 14:1, Isaías 14:1–2, Isaías 14:2, Isaías 14:3, Isaías 14:3–23, Isaías 14:4, Isaías 14:7–8, Isaías 14:9, Isaías 14:10, Isaías 14:11, Isaías 14:12, Isaías 14:13, Isaías 14:14, Isaías 14:15–17, Isaías 14:18–20, Isaías 14:21, Isaías 14:22–23, Isaías 14:24, Isaías 14:24–27, Isaías 14:25, Isaías 14:26, Isaías 14:29, Isaías 14:31, Isaías 14:32, Isaías 15:1, Isaías 15:1–16:14, Isaías 15:2, Isaías 15:4, Isaías 15:5, Isaías 15:6, Isaías 15:7–8, Isaías 15:9, Isaías 16:1, Isaías 16:1–4, Isaías 16:3–4, Isaías 16:4–5, Isaías 16:5, Isaías 16:6, Isaías 16:6–11, Isaías 16:8, Isaías 16:12, Isaías 16:14, Isaías 17:1, Lo siento, pero no puedo proporcionar el texto de Isaías 17:1–20:6. Sin embargo, puedo ofrecerte un resumen o ayudarte con otra cosa relacionada., Isaías 17:2, Isaías 17:3, Isaías 17:4, Isaías 17:4–11, Isaías 17:5, Isaías 17:6, Isaías 17:7, Isaías 17:8, Isaías 17:9, Isaías 17:10, Isaías 17:12, Isaías 17:12–14, Isaías 17:13, Isaías 17:14, Isaías 18:1, Isaías 18:3, Isaías 18:4, Isaías 18:5, Isaías 18:7, Isaías 19:1, Isaías 19:1–10, Isaías 19:1–20.6, Isaías 19:2, Isaías 19:3, Isaías 19:4, Isaías 19:5, Isaías 19:9, Isaías 19:11, Isaías 19:11–15, Isaías 19:12, Isaías 19:13, Isaías 19:15, Isaías 19:16, Isaías 19:18, Isaías 19:19, Isaías 19:19–25, Isaías 19:20, Isaías 19:22, Isaías 19:23, Isaías 19:24, Isaías 19:25, Isaías 20:1, Isaías 20:1–5, Isaías 20:2, Isaías 20:3–4, Isaías 20:5–6, Isaías 21:1, Isaías 21:2, Isaías 21:3, Isaías 21:7, Isaías 21:9, Isaías 21:10, Isaías 21:11–12, Isaías 21:11–17, Isaías 21:12, Isaías 21:13, Isaías 21:13–17, Isaías 21:14, Isaías 21:15, Isaías 21:16, Isaías 21:17, Isaías 22:1, Isaías 22:1–4, Isaías 22:1–25, Isaías 22:2, Isaías 22:3, Isaías 22:4, Isaías 22:5, Isaías 22:5–8, Isaías 22:6, Isaías 22:7, Isaías 22:8, Isaías 22:8–11, Isaías 22:9, Isaías 22:12–14, Isaías 22:14, Isaías 22:15, Isaías 22:15–25, Isaías 22:16, Isaías 22:18, Isaías 22:19–20, Isaías 22:21, Isaías 22:22, Isaías 22:25, Isaías 23:1, Isaías 23:1–18, Isaías 23:2, Isaías 23:3, Isaías 23:4, Isaías 23:5, Isaías 23:8, Isaías 23:10, Isaías 23:11, Isaías 23:13, Isaías 23:15–18, Isaías 23:17, Isaías 23:18, Isaías 24:1, Isaías 24:1–23, Isaías 24:1–27:13, Isaías 24:4, Isaías 24:4–13, Isaías 24:5, Isaías 24:6, Isaías 24:7, Isaías 24:8, Isaías 24:10, Isaías 24:11, Isaías 24:13, Isaías 24:14–16, Isaías 24:16, Isaías 24:18, Isaías 24:21, Isaías 24:22, Isaías 25:1–5, Isaías 25:1–12, Isaías 25:3, Isaías 25:6, Isaías 25:6–8, Isaías 25:8, Isaías 25:9–12, Isaías 25:10, Isaías 25:11, Isaías 26:1, Isaías 26:1–6, Isaías 26:1–21, Isaías 26:2, Isaías 26:3, Isaías 26:5, Isaías 26:6, Isaías 26:7, Isaías 26:7–21, Isaías 26:8, Isaías 26:9, Isaías 26:10, Isaías 26:11, Isaías 26:15, Isaías 26:16, Isaías 26:17, Isaías 26:18, Isaías 26:19, Isaías 26:20, Isaías 26:21, Isaías 27:1, Isaías 27:2–6, Isaías 27:3, Isaías 27:5, Isaías 27:6, Isaías 27:7, Isaías 27:7–11, Isaías 27:8, Isaías 27:9, Isaías 27:10, Isaías 27:11, Isaías 27:12, Isaías 27:13, Isaías 28:1, Isaías 28:1–29, Isaías 28:1–33.24, Isaías 28:2, Isaías 28:5–6, Isaías 28:7, Isaías 28:7–13, Isaías 28:9–10, Isaías 28:11, Isaías 28:12, Isaías 28:13, Isaías 28:14–22, Isaías 28:15, Isaías 28:16, Isaías 28:17, Isaías 28:20, Isaías 28:21, Isaías 28:23, Isaías 28:24–29, Isaías 28:27–28, Isaías 28:28, Isaías 28:29, Isaías 29:1–2, Isaías 29:1–8, Isaías 29:1–14, Isaías 29:3, Isaías 29:4, Isaías 29:6, Isaías 29:7, Isaías 29:8, Isaías 29:8–12, Isaías 29:10, Isaías 29:13, Isaías 29:14, Isaías 29:15, Isaías 29:15–24: 15 ¡Ay de los que se esconden de Jehová, encubriendo el consejo, y sus obras están en tinieblas, y dicen: ¿Quién nos ve, y quién nos conoce? 16 Vuestra perversidad ciertamente será reputada como el barro del alfarero. ¿Acaso la obra dirá de su hacedor: No me hizo? ¿Dirá la vasija de aquel que la ha formado: No entendió? 17 ¿No se convertirá de aquí a muy poco tiempo el Líbano en campo fértil, y el campo fértil será estimado por bosque? 18 En aquel tiempo los sordos oirán las palabras del libro, y los ojos de los ciegos verán en medio de la oscuridad y de las tinieblas. 19 Entonces los humildes aumentarán su alegría en Jehová, y aun los más pobres de los hombres se gozarán en el Santo de Israel. 20 Porque el violento será acabado, y el escarnecedor será consumido; serán destruidos todos los que se desvelan para hacer iniquidad, 21 los que hacen pecar al hombre en palabra, los que arman lazo al que reprendía en la puerta, y pervierten la causa del justo con vanidad. 22 Por tanto, Jehová, que redimió a Abraham, dice así a la casa de Jacob: No será ahora avergonzado Jacob, ni su rostro se pondrá pálido; 23 porque verá a sus hijos, obra de mis manos, en medio de él, que santificarán mi nombre; y santificarán al Santo de Jacob, y temerán al Dios de Israel. 24 Y los extraviados de espíritu aprenderán inteligencia, y los murmuradores aprenderán doctrina., Isaías 29:16, Isaías 29:17, Isaías 29:18, Isaías 29:21, Isaías 29:22, Isaías 29:22–24, Isaías 30:1, Isaías 30:1–5, Isaías 30:1–33, Isaías 30:4, Isaías 30:6, Isaías 30:6–7, Isaías 30:7, Isaías 30:8–11, Isaías 30:11, Isaías 30:12, Isaías 30:12–17, Isaías 30:15, Isaías 30:16, Isaías 30:17, Isaías 30:18, Isaías 30:18–33: 18 Por tanto, Jehová esperará para tener piedad de vosotros, y por tanto será exaltado teniendo de vosotros misericordia; porque Jehová es Dios de justicia: bienaventurados todos los que le esperan. 19 Ciertamente el pueblo morará en Sión, en Jerusalén; nunca más llorarás: el que tiene misericordia se apiadará de ti; al oír la voz de tu clamor te responderá. 20 Aunque os dé el Señor pan de congoja y agua de angustia, con todo, tus maestros nunca más te serán quitados, sino que tus ojos verán a tus maestros. 21 Entonces tus oídos oirán a tus espaldas palabra que diga: Este es el camino, andad por él; y no echéis a la mano derecha, ni tampoco torzáis a la mano izquierda. 22 Entonces profanarás la cubierta de tus esculturas de plata, y la vestidura de tus imágenes fundidas de oro; las apartarás como trapo asqueroso: ¡Sal fuera! les dirás. 23 Entonces dará el Señor lluvia a tu sementera, cuando siembres la tierra; y dará pan del fruto de la tierra, y será pingüe y abundante: tus ganados en aquel tiempo serán apacentados en anchura. 24 Tus bueyes y tus asnos que labran la tierra, comerán grano limpio, aventado con pala y criba. 25 Y sobre todo monte alto, y sobre todo collado elevado, habrá ríos y corrientes de aguas en el día de la gran matanza, cuando caerán las torres. 26 Y la luz de la luna será como la luz del sol, y la luz del sol siete veces mayor, como la luz de siete días, el día que vendare Jehová la herida de su pueblo, y curare la llaga de su golpe. 27 He aquí que el nombre de Jehová viene de lejos, su rostro encendido, y con llamas de fuego consumidor; sus labios llenos de ira, y su lengua como fuego que consume. 28 Su aliento, cual torrente que inunda, llegará hasta el cuello, para zarandear a las naciones con criba de destrucción; y habrá un freno en las quijadas de los pueblos, que los hará errar. 29 Vosotros tendréis cántico como de noche en que se celebra pascua; y alegría de corazón como el que va con flauta, para venir al monte de Jehová, al Fuerte de Israel. 30 Y Jehová hará oír su potente voz, y hará ver el descenso de su brazo con furor de rostro, y con llama de fuego consumidor, con torbellino, tempestad y piedra de granizo. 31 Porque Asiria que hirió con vara, con la voz de Jehová será quebrantada. 32 Y cada golpe de la vara justiciera que asiente Jehová sobre él, será con panderos y arpas; y en batalla tumultuosa peleará contra ellos. 33 Porque Tofet ya de tiempo está dispuesto, y aparejado para el rey; profundo y ancho, su pira, fuego y mucha leña; el soplo de Jehová, como torrente de azufre, lo enciende., Isaías 30:19, Isaías 30:20, Isaías 30:21, Isaías 30:22, Isaías 30:23–24, Isaías 30:26, Isaías 30:27–33, Isaías 30:28, Isaías 30:30, Isaías 30:31, Isaías 30:32, Isaías 30:33, Isaías 31:1, Isaías 31:1–3, Isaías 31:4–9, Isaías 31:9, Isaías 32:1, Isaías 32:2, Isaías 32:5, Isaías 32:6, Isaías 32:7, Isaías 32:9, Isaías 32:9–15, Isaías 32:10, Isaías 32:11, Isaías 32:14, Isaías 32:15, Isaías 32:17, Isaías 32:18, Isaías 32:19, Isaías 33:1, Isaías 33:2, Isaías 33:9, Isaías 33:11, Isaías 33:14, Isaías 33:15, Isaías 33:17, Isaías 33:17–24, Isaías 33:18, Isaías 33:19, Isaías 33:24, Isaías 34:1–17, Isaías 34:2, Isaías 34:3, Isaías 34:4, Isaías 34:5, Isaías 34:6, Isaías 34:8, Isaías 34:9, Isaías 34:10, Isaías 34:11, Isaías 34:11–14, Isaías 34:16, Isaías 35:1, Isaías 35:1–10, Isaías 35:2, Isaías 35:3, Isaías 35:4, Isaías 35:5, Isaías 35:6, Isaías 35:8, Isaías 35:10, Isaías 36:1, Isaías 36:1–39.8, Isaías 36:2, Isaías 36:3, Isaías 36:4, Isaías 36:4–22, Isaías 36:5, Isaías 36:6, Isaías 36:7, Isaías 36:8, Isaías 36:10, Isaías 36:11, Isaías 36:13–20, Isaías 36:14, Isaías 36:15, Isaías 36:16–17, Isaías 36:19, Isaías 37:1, Isaías 37:4, Isaías 37:5–7, Isaías 37:8, Isaías 37:9, Isaías 37:12, Isaías 37:14–20, Isaías 37:16, Isaías 37:20, Isaías 37:21, Isaías 37:22, Isaías 37:23, Isaías 37:24, Isaías 37:25, Isaías 37:26, Isaías 37:28, Isaías 37:29, Isaías 37:30, Isaías 37:30–35, Isaías 37:32, Isaías 37:33, Isaías 37:35, Isaías 37:36, Isaías 37:38, Isaías 38:1, Isaías 38:1–9, Isaías 38:3, Isaías 38:5, Isaías 38:6, Isaías 38:9–20, Isaías 38:10, Isaías 38:11, Isaías 38:12, Isaías 38:15, Isaías 38:16, Isaías 38:21–22, Isaías 38:22, Isaías 39:1, Isaías 39:1–8, Isaías 39:2, Isaías 39:6–7, Isaías 40:1–31, Isaías 40:1–55:13, Isaías 40:1–66.24, Isaías 40:2, Isaías 40:3, Isaías 40:3–5, Isaías 40:5, Isaías 40:6, Isaías 40:6–8, Isaías 40:7, Isaías 40:8, Isaías 40:9, Isaías 40:9–11, Isaías 40:10, Isaías 40:11, Isaías 40:12–13, Isaías 40:12–17, Isaías 40:15, Isaías 40:16, Isaías 40:17, Isaías 40:18, Isaías 40:20, Isaías 40:21, Isaías 40:22, Isaías 40:23, Isaías 40:25, Isaías 40:26, Isaías 40:27, Isaías 40:28, Isaías 40:29, Isaías 40:31, Isaías 41:1, Isaías 41:1–7, Isaías 41:2, Isaías 41:4, Isaías 41:5–7, Isaías 41:6, Isaías 41:8, Isaías 41:8–16, Isaías 41:9, Isaías 41:10, Isaías 41:14, Isaías 41:16, Isaías 41:18, Isaías 41:21, Isaías 41:21–29, Isaías 41:25, Isaías 41:26, Isaías 41:27, Isaías 42:1, Isaías 42:1–4, Isaías 42:2, Isaías 42:3, Isaías 42:4, Isaías 42:6, Isaías 42:7, Isaías 42:8–9, Isaías 42:10–11, Isaías 42:13, Isaías 42:14, Isaías 42:18–20, Isaías 42:21, Isaías 42:22–25, Isaías 42:25, Isaías 43:1, Isaías 43:1–7, Isaías 43:2, Isaías 43:7, Isaías 43:8–13:8, Isaías 43:10, Isaías 43:14–21, Isaías 43:18, Isaías 43:21, Isaías 43:22, Isaías 43:25, Isaías 43:27, Isaías 44:1–5, Isaías 44:3, Isaías 44:6–20, Isaías 44:15–17, Isaías 44:18–19, Isaías 44:21–22, Isaías 44:23, Isaías 44:24–45.8, Isaías 44:25, Isaías 44:27, Isaías 44:28, Isaías 45:1, Isaías 45:3, Isaías 45:4–5, Isaías 45:7, Isaías 45:9–11, Isaías 45:9–13, Isaías 45:14, Isaías 45:17, Isaías 45:18, Isaías 45:18–25, Isaías 45:22, Isaías 45:23, Isaías 45:24, Isaías 45:25, Isaías 46:1, Isaías 46:1–2, Isaías 46:3, Isaías 46:8–13, Isaías 46:10, Isaías 46:11, Isaías 46:12, Isaías 46:13, Isaías 47:1, Isaías 47:1–4, Isaías 47:1–48:22, Isaías 47:3, Isaías 47:5–11, Isaías 47:6, Isaías 47:8, Isaías 47:9, Isaías 47:10, Isaías 47:12–15, Isaías 47:13, Isaías 48:1, Isaías 48:1–2, Isaías 48:1–11, Isaías 48:1–22, Isaías 48:3, Isaías 48:6–7, Isaías 48:10, Isaías 48:11, Isaías 48:12–22, Isaías 48:14, Isaías 48:15, Isaías 48:16, Isaías 48:18, Isaías 48:19, Isaías 48:20, Isaías 48:21, Isaías 48:22, Isaías 49:1, Isaías 49:1–13, Isaías 49:1–55.13, Isaías 49:2, Isaías 49:3, Isaías 49:4, Isaías 49:6, Isaías 49:7, Isaías 49:8, Isaías 49:10–11, Isaías 49:12, Isaías 49:13, Isaías 49:14, Isaías 49:18, Isaías 49:19–21, Isaías 49:22, Isaías 49:23, Isaías 49:24, Isaías 49:25, Isaías 50:1, Isaías 50:1–3, Isaías 50:2, Isaías 50:3, Isaías 50:4, Isaías 50:4–11, Isaías 50:6, Isaías 50:7, Isaías 50:8, Isaías 50:9, Isaías 50:10, Isaías 50:10–11, Isaías 50:11, Isaías 51:1, Isaías 51:1–8, Isaías 51:2, Isaías 51:3, Isaías 51:4, Isaías 51:5, Isaías 51:6, Isaías 51:7, Isaías 51:9–10, Isaiah 51:13, Isaías 51:14, Isaías 51:15, Isaías 51:16, Isaías 51:17, Isaías 51:17–23, Isaías 51:20, Isaías 51:22, Isaías 51:23, Isaías 52:1, Isaías 52:3, Isaías 52:4, Isaías 52:5, Isaías 52:6, Isaías 52:7, Isaías 52:7–12, Isaías 52:8, Isaías 52:10, Isaías 52:11, Isaías 52:11–12, Isaías 52:12, Isaías 52:13, Isaías 52:13–53:12, Isaías 52:14, Isaías 52:14–15, Isaías 52:15, Isaías 53:1, Isaías 53:2, Isaías 53:3, Isaías 53:4, Isaías 53:5, Isaías 53:6, Isaías 53:7, Isaías 53:7–8, Isaías 53:8, Isaías 53:9, Isaías 53:10, Isaías 53:10–12, Isaías 53:11, Isaías 53:12, Isaías 54:1, Isaías 54:1–3, Isaías 54:1–17, Isaías 54:1–55:13, Isaías 54:3, Isaías 54:5, Isaías 54:7–8, Isaías 54:9, Isaías 54:10, Isaías 54:11, Isaías 54:11–17, Isaías 54:13, Isaías 54:14, Isaías 54:15, Isaías 54:17, Isaías 55:1, Isaías 55:1–13, Isaías 55:2, Isaías 55:3, Isaías 55:6, Isaías 55:6–9, Isaías 55:7, Isaías 55:8–9, Isaías 55:10–11, Isaías 55:12, Isaías 55:12–13, Isaías 55:13, Isaías 56:1, Isaías 56:1–8, Isaías 56:1–66:24, Isaías 56:2, Isaías 56:3, Isaías 56:3–7, Isaías 56:4, Isaías 56:5, Isaías 56:6, Isaías 56:7, Isaías 56:8, Isaías 56:9, Isaías 56:9–57:13, Isaías 56:10, Isaías 56:11, Isaías 57:1, Isaías 57:1–2, Isaías 57:2, Isaías 57:3, Isaías 57:4, Isaías 57:5, Isaías 57:6, Isaías 57:8, Isaías 57:11, Isaías 57:12, Isaías 57:13, Isaías 57:14–21, Isaías 57:15, Isaías 57:18, Isaías 57:19, Isaías 57:20, Isaías 57:21, Isaías 58:1–4, Isaías 58:2, Isaías 58:3, Isaías 58:5, Isaías 58:6–7, Isaías 58:8, Isaías 58:9, Isaías 58:10, Isaías 58:12, Isaías 58:13, Isaías 58:14, Isaías 59:1, Isaías 59:1–8, Isaías 59:1–20, Isaías 59:2, Isaías 59:4, Isaías 59:5–6, Isaías 59:7–8, Isaías 59:9–15, Isaías 59:10, Isaías 59:11–14, Isaías 59:15–17, Isaías 59:18, Isaías 59:19, Isaías 59:21, Isaías 60:1–3, Isaías 60:3, Isaías 60:5–7, Isaías 60:6, Isaías 60:7, Isaías 60:9, Isaías 60:10, Isaías 60:10–16, Isaías 60:11, Isaías 60:12, Isaías 60:13, Isaías 60:15, Isaías 60:17, Isaías 60:17–20, Isaías 60:18, Isaías 60:19–20, Isaías 60:21, Isaías 60:22, Isaías 61:1, Isaías 61:1–3, Isaías 61:2, Isaías 61:3, Isaías 61:6, Isaías 61:7, Isaías 61:8, Isaías 61:9, Isaías 61:10, Isaías 62:1–12, Isaías 62:2, Isaías 62:4, Isaías 62:6–7, Isaías 62:8, Isaías 62:9, Isaías 62:10, Isaías 62:10–12, Isaías 63:1, Isaías 63:1–6, Isaías 63:2, Isaías 63:4, Isaías 63:6, Isaías 63:7, Isaías 63:7–14, Isaías 63:8, Isaías 63:9, Isaías 63:10, Isaías 63:14, Isaías 63:15–64:12, Isaías 63:16, Isaías 63:17, Isaías 63:18, Isaías 63:19, Isaías 64:5–6, Isaías 64:7, Isaías 64:8, Isaías 64:10, Isaías 65:1–2, Isaías 65:1–66.24, Isaías 65:3, Isaías 65:4, Isaías 65:5, Isaías 65:6, Isaías 65:7, Isaías 65:8–16, Isaías 65:10, Isaías 65:11, Isaías 65:12, Isaías 65:13–15, Isaías 65:15, Isaías 65:16, Isaías 65:17, Isaías 65:18–19, Isaías 65:24, Isaías 65:25, Isaías 66:1, Isaías 66:2, Isaías 66:3, Isaías 66:6, Isaías 66:7, Isaías 66:8, Isaías 66:9, Isaías 66:12, Isaías 66:13, Isaías 66:14, Isaías 66:15–16, Isaías 66:17, Isaías 66:18–23, Isaías 66:19, Isaías 66:21, Isaías 66:22, Isaías 66:24</w:t>
+      </w:r>
+      <w:r/>
+    </w:p>
+    <w:p>
+      <w:r/>
+      <w:r>
+        <w:t xml:space="preserve"> </w:t>
+      </w:r>
+      <w:r/>
+      <w:r/>
+    </w:p>
+    <w:p>
+      <w:pPr>
+        <w:sectPr>
           <w:footnotePr>
             <w:numRestart w:val="eachSect"/>
           </w:footnotePr>
